--- a/examples/dap-xe-dem-thanh-pho/export_batch/02_PROMPTS_VIDEO_HANG_LOAT.docx
+++ b/examples/dap-xe-dem-thanh-pho/export_batch/02_PROMPTS_VIDEO_HANG_LOAT.docx
@@ -11,10 +11,10 @@
         <w:rPr>
           <w:rFonts w:ascii="Segoe UI" w:hAnsi="Segoe UI"/>
           <w:b/>
-          <w:color w:val="C2185B"/>
+          <w:color w:val="DB2777"/>
           <w:sz w:val="34"/>
         </w:rPr>
-        <w:t>DANH SÁCH MEGA PROMPTS VIDEO DYNAMIC TRACKING</w:t>
+        <w:t>PROMPTS TẠO VIDEO HÀNG LOẠT (BATCH MEGA PROMPTS)</w:t>
       </w:r>
     </w:p>
     <w:p>
@@ -26,10 +26,10 @@
         <w:rPr>
           <w:rFonts w:ascii="Segoe UI" w:hAnsi="Segoe UI"/>
           <w:i/>
-          <w:color w:val="718096"/>
+          <w:color w:val="64748B"/>
           <w:sz w:val="20"/>
         </w:rPr>
-        <w:t>Chuẩn Google Veo 3.1 &amp; Kling AI • Camera Tracking Song Song • 3 Phân Cảnh</w:t>
+        <w:t>Dự án: Đạp Xe Đêm Thành Phố • Chuẩn Tagged Blocks Bắt Buộc 1:1</w:t>
       </w:r>
     </w:p>
     <w:p>
@@ -40,24 +40,10 @@
       <w:r>
         <w:rPr>
           <w:rFonts w:ascii="Segoe UI" w:hAnsi="Segoe UI"/>
-          <w:color w:val="E11D48"/>
+          <w:color w:val="BE185D"/>
           <w:sz w:val="19"/>
         </w:rPr>
-        <w:t>Mỗi phân cảnh là 1 khối thẻ kỹ thuật hoàn chỉnh. Copy-paste trực tiếp vào AI Video Generator:</w:t>
-      </w:r>
-    </w:p>
-    <w:p>
-      <w:pPr>
-        <w:spacing w:before="160" w:after="40"/>
-      </w:pPr>
-      <w:r>
-        <w:rPr>
-          <w:rFonts w:ascii="Segoe UI" w:hAnsi="Segoe UI"/>
-          <w:b/>
-          <w:color w:val="C2185B"/>
-          <w:sz w:val="21"/>
-        </w:rPr>
-        <w:t>PHÂN CẢNH 1 (00:00 - 00:05): Lướt gió trên đại lộ</w:t>
+        <w:t>Định dạng Tool Batch: 100% văn bản thuần túy không nhãn thừa. Mỗi cảnh là đúng 1 đoạn văn liên tục không ngắt dòng bên trong (3 cảnh = đúng 3 đoạn văn sạch).</w:t>
       </w:r>
     </w:p>
     <w:p>
@@ -68,42 +54,10 @@
         <w:rPr>
           <w:rFonts w:ascii="Consolas" w:hAnsi="Consolas"/>
           <w:b w:val="0"/>
-          <w:color w:val="212529"/>
-          <w:sz w:val="18"/>
+          <w:color w:val="1E293B"/>
+          <w:sz w:val="20"/>
         </w:rPr>
-        <w:t>[SPECIFICATION]: Exactly 5.0 seconds, 9:16 vertical 1080x1920, 30 FPS, authentic dynamic sport vlog realism.</w:t>
-        <w:br/>
-        <w:t>[CAMERA DYNAMICS]: Parallel tracking camera moving smoothly alongside subject at identical matching speed from 3/4 front angle, eye-level framing, subject centered in 9:16 frame. Crisp tack-sharp subject with realistic cinematic motion blur on surrounding road surface and passing streetlights. Strictly NO camera shake, stabilized gimbal glide.</w:t>
-        <w:br/>
-        <w:t>[CHARACTER ANCHOR]: @_Brand_Sport_Lead, an attractive 21-year-old East Asian athletic woman, delicate oval face, charming dimples, radiant joyful smile, long dark hair tied in a high sporty ponytail flying backwards in wind, wearing a fitted magenta-pink low-cut athletic crop top and high-waisted white denim shorts, bare neckline, athletic fit figure, strictly no earrings, no necklace.</w:t>
-        <w:br/>
-        <w:t>[VEHICLE &amp; EQUIPMENT]: Riding @_Bike_Laux_Purple, sleek lavender mountain bike with black suspension fork, mechanically precise pedals rotating smoothly under her feet, circular wheels with straight spokes.</w:t>
-        <w:br/>
-        <w:t>[ENVIRONMENT]: Positioned in @_Location_Night_City_Avenue, broad city avenue at twilight dusk, illuminated streetlights casting warm golden streaks, modern skyscrapers in soft bokeh background.</w:t>
-        <w:br/>
-        <w:t>[ACTION &amp; KINETIC TIMELINE]:</w:t>
-        <w:br/>
-        <w:t>- [0-2s]: Cycling smoothly forward, focused joyful gaze looking ahead, hair billowing backwards in natural wind.</w:t>
-        <w:br/>
-        <w:t>- [2-5s]: Turns head toward camera lens with an infectious dazzling smile, left hand releases handlebar to wave enthusiastically at the camera.</w:t>
-        <w:br/>
-        <w:t>[AUDIO BGM &amp; SFX]: Upbeat viral remix intro with accelerating percussion, soft wind rushing sfx and gentle bicycle freehub ticking.</w:t>
-        <w:br/>
-        <w:t>[NEGATIVE CONSTRAINTS]: Strictly NO extra legs, NO slipping feet, NO waxy face, NO CGI look, NO warped wheels, NO camera UI overlays.</w:t>
-      </w:r>
-    </w:p>
-    <w:p>
-      <w:pPr>
-        <w:spacing w:before="160" w:after="40"/>
-      </w:pPr>
-      <w:r>
-        <w:rPr>
-          <w:rFonts w:ascii="Segoe UI" w:hAnsi="Segoe UI"/>
-          <w:b/>
-          <w:color w:val="C2185B"/>
-          <w:sz w:val="21"/>
-        </w:rPr>
-        <w:t>PHÂN CẢNH 2 (00:05 - 00:10): Nhịp đạp bên hàng cây lung linh</w:t>
+        <w:t>[SPECIFICATION]: Exactly 10.0 seconds, 9:16 vertical 1080x1920, 30 FPS, authentic dynamic sport vlog realism, unretouched real human photography. [CAMERA DYNAMICS]: Parallel tracking camera moving smoothly alongside subject at identical matching speed from 3/4 front angle, eye-level framing, subject centered in 9:16 frame. Continuous unbroken single-take video throughout all 10.0 seconds with zero camera shake, stabilized gimbal glide. Crisp tack-sharp subject with realistic cinematic motion blur on surrounding road surface and passing streetlights. [CHARACTER ANCHOR]: @_Brand_Sport_Lead, authentic 21-year-old Vietnamese athletic woman, 100% living human, natural soft matte skin finish with visible micro-pores, natural workout flush, radiant joyful smile with charming dimples, lively dark eyes, high ponytail fluttering backwards in wind, wearing fitted magenta-pink athletic crop top and high-waisted white denim shorts, clean neckline, bare collarbone, black smartwatch on left wrist, strictly no earrings, no necklace. [VEHICLE &amp; EQUIPMENT]: Riding @_Bike_Laux_Purple, sleek lavender mountain bike with black suspension fork, mechanically precise pedals rotating smoothly under her feet, circular wheels with straight spokes, clean tire contact with road. [ENVIRONMENT]: Positioned in @_Location_Night_City_Avenue, broad city avenue at night, municipal warm golden tungsten streetlamps, modern architecture bokeh in background, natural road reflections, shot on Sony A7S III with 35mm f/1.8 lens. [INITIAL STATE]: Inherits Keyframe K1: cycling smoothly on the avenue, hands gripped comfortably on handlebars, looking forward with bright enthusiastic eyes. [ACTION &amp; KINETIC TIMELINE]: - [0.0s - 3.0s]: Cycling smoothly forward into the cool night breeze, focused joyful gaze looking ahead, high ponytail billowing backwards in natural wind, smooth rhythmic pedal cadence. - [3.0s - 7.0s]: Turns head toward camera lens with an infectious dazzling smile, left hand releases handlebar to wave enthusiastically at the camera, delivers lively greeting with natural Vietnamese lip-sync. - [7.0s - 10.0s]: Hand lowers back comfortably onto the handlebar, radiant smile lingering warmly into the lens, accelerating gracefully as avenue widens, smoothly settling into Keyframe K2. [AUDIO BGM &amp; SFX]: Upbeat viral remix intro with accelerating percussion, soft wind rushing sfx and gentle bicycle freehub ticking, cheerful spoken Vietnamese voice (16 từ/10s): "Đạp xe dạo phố đêm cùng Linh nha cả nhà ơi! Không khí mát mẻ chill xỉu luôn á!" [FINAL STATE]: Hand lowering back to handlebar, radiant smile lingering, smoothly settling into Keyframe K2. [NEGATIVE CONSTRAINTS]: Strictly NO extra legs, NO slipping feet, NO waxy face, NO AI plastic doll skin, NO porcelain shine, NO CGI rendering, NO warped wheels.</w:t>
       </w:r>
     </w:p>
     <w:p>
@@ -114,42 +68,10 @@
         <w:rPr>
           <w:rFonts w:ascii="Consolas" w:hAnsi="Consolas"/>
           <w:b w:val="0"/>
-          <w:color w:val="212529"/>
-          <w:sz w:val="18"/>
+          <w:color w:val="1E293B"/>
+          <w:sz w:val="20"/>
         </w:rPr>
-        <w:t>[SPECIFICATION]: Exactly 5.0 seconds, 9:16 vertical 1080x1920, 30 FPS, authentic dynamic sport vlog realism.</w:t>
-        <w:br/>
-        <w:t>[CAMERA DYNAMICS]: Side-view parallel tracking shot at bike level, smooth gimbal glide keeping rider in razor-sharp focus while asphalt road and roadside greenery streak smoothly with motion blur.</w:t>
-        <w:br/>
-        <w:t>[CHARACTER ANCHOR]: @_Brand_Sport_Lead, 21-year-old East Asian athletic woman, ponytailed hair, wearing fitted magenta crop top and white shorts, toned legs pedaling with graceful rhythm, happy glowing facial expression, full bust, slim waist.</w:t>
-        <w:br/>
-        <w:t>[VEHICLE &amp; EQUIPMENT]: Lavender mountain bike in sharp focus, both feet firmly planted on pedals rotating in perfect mechanical harmony.</w:t>
-        <w:br/>
-        <w:t>[ENVIRONMENT]: Tree-lined boulevard at night, decorative warm fairy lights and city lamps glowing overhead, clean asphalt road.</w:t>
-        <w:br/>
-        <w:t>[ACTION &amp; KINETIC TIMELINE]:</w:t>
-        <w:br/>
-        <w:t>- [0-3s]: Steady rhythmic pedaling, body leaning slightly forward with natural athletic grace, enjoying the cool evening breeze.</w:t>
-        <w:br/>
-        <w:t>- [3-5s]: Playful head tilt, lip-syncing lightly with a laugh, one hand making a cute peace sign toward lens.</w:t>
-        <w:br/>
-        <w:t>[AUDIO BGM &amp; SFX]: Peak upbeat remix melody, vibrant bassline drop, rhythmic pedal swish.</w:t>
-        <w:br/>
-        <w:t>[NEGATIVE CONSTRAINTS]: Strictly NO three feet, NO deformed bike parts, NO AI plastic skin, NO camera UI overlays.</w:t>
-      </w:r>
-    </w:p>
-    <w:p>
-      <w:pPr>
-        <w:spacing w:before="160" w:after="40"/>
-      </w:pPr>
-      <w:r>
-        <w:rPr>
-          <w:rFonts w:ascii="Segoe UI" w:hAnsi="Segoe UI"/>
-          <w:b/>
-          <w:color w:val="C2185B"/>
-          <w:sz w:val="21"/>
-        </w:rPr>
-        <w:t>PHÂN CẢNH 3 (00:10 - 00:15): Điểm dừng nụ cười tỏa nắng</w:t>
+        <w:t>[SPECIFICATION]: Exactly 10.0 seconds, 9:16 vertical 1080x1920, 30 FPS, authentic dynamic sport vlog realism, unretouched real human photography. [CAMERA DYNAMICS]: Side-view parallel tracking shot at bike level, smooth gimbal glide keeping rider in razor-sharp focus while asphalt road and roadside greenery streak smoothly with motion blur. Continuous unbroken single-take video throughout all 10.0 seconds. [CHARACTER ANCHOR]: @_Brand_Sport_Lead, the identical 21-year-old athlete, natural skin pores, ponytailed hair, wearing fitted magenta crop top and white shorts, toned legs pedaling with graceful cadence, happy glowing facial expression, full bust, slim waist. [VEHICLE &amp; EQUIPMENT]: Riding @_Bike_Laux_Purple lavender mountain bike in sharp focus, both feet firmly planted on pedals rotating in perfect mechanical harmony, straight spokes. [ENVIRONMENT]: Inside @_Location_Night_City_Avenue, tree-lined boulevard at night, decorative warm city lamps glowing overhead, clean asphalt road, authentic tire shadows. [INITIAL STATE]: Seamlessly matching Keyframe K2: side-profile tracking, continuous fluid pedaling cadence. [ACTION &amp; KINETIC TIMELINE]: - [0.0s - 3.0s]: Steady rhythmic pedaling along the shimmering boulevard, body leaning slightly forward with natural athletic grace, enjoying the crisp evening breeze. - [3.0s - 7.0s]: Playful head tilt toward the tracking lens, laughing joyfully, one hand flashes a cute peace sign directly at the camera, chest rising and falling with healthy athletic respiration. - [7.0s - 10.0s]: Replaces hand on bike grip, smoothly gliding past the final row of golden streetlamps as the central plaza approaches in the distance, matching Keyframe K3. [AUDIO BGM &amp; SFX]: Peak upbeat remix melody, vibrant bassline drop, rhythmic pedal swish, happy breathless laugh. [FINAL STATE]: Lowering peace sign gesture, decelerating slightly as plaza approaches, matching Keyframe K3. [NEGATIVE CONSTRAINTS]: Strictly NO three feet, NO deformed bike parts, NO AI plastic skin, NO waxy doll shine, NO camera UI overlays.</w:t>
       </w:r>
     </w:p>
     <w:p>
@@ -160,28 +82,10 @@
         <w:rPr>
           <w:rFonts w:ascii="Consolas" w:hAnsi="Consolas"/>
           <w:b w:val="0"/>
-          <w:color w:val="212529"/>
-          <w:sz w:val="18"/>
+          <w:color w:val="1E293B"/>
+          <w:sz w:val="20"/>
         </w:rPr>
-        <w:t>[SPECIFICATION]: Exactly 5.0 seconds, 9:16 vertical 1080x1920, 30 FPS, authentic dynamic sport vlog realism.</w:t>
-        <w:br/>
-        <w:t>[CAMERA DYNAMICS]: Tracking camera smoothly slows down and transitions into medium close-up portrait, perfectly stabilized front angle.</w:t>
-        <w:br/>
-        <w:t>[CHARACTER ANCHOR]: @_Brand_Sport_Lead, 21-year-old East Asian athletic woman, glowing face, cute dimples, looking directly into camera with pure radiant happiness, chest breathing naturally after cardio ride, bare neckline.</w:t>
-        <w:br/>
-        <w:t>[VEHICLE &amp; EQUIPMENT]: Bike decelerating safely to a stop, one foot gracefully resting on the curb pavement.</w:t>
-        <w:br/>
-        <w:t>[ENVIRONMENT]: Well-lit urban plaza background with luminous architectural lighting and lush green hedges.</w:t>
-        <w:br/>
-        <w:t>[ACTION &amp; KINETIC TIMELINE]:</w:t>
-        <w:br/>
-        <w:t>- [0-2s]: Smoothly coming to a gentle stop, brushing stray hair strands behind ear with a bright smile.</w:t>
-        <w:br/>
-        <w:t>- [2-5s]: Beaming directly at viewer, two hands giving a cute heart gesture or warm wave, breathless happy laugh.</w:t>
-        <w:br/>
-        <w:t>[AUDIO BGM &amp; SFX]: Final musical beat cadence lingering softly, ambient evening breeze, cheerful vocal sigh of joy.</w:t>
-        <w:br/>
-        <w:t>[NEGATIVE CONSTRAINTS]: Strictly NO extra fingers, NO morphing eyes, NO AI plastic doll skin, NO camera UI overlays.</w:t>
+        <w:t>[SPECIFICATION]: Exactly 10.0 seconds, 9:16 vertical 1080x1920, 30 FPS, authentic dynamic sport vlog realism, unretouched real human photography. [CAMERA DYNAMICS]: Tracking camera smoothly slows down and transitions into medium close-up portrait, perfectly stabilized front angle. Continuous unbroken single-take video throughout all 10.0 seconds with unwavering composure. [CHARACTER ANCHOR]: @_Brand_Sport_Lead, the identical 21-year-old athlete, glowing face with visible pores, cute dimples, looking directly into camera with pure radiant happiness, chest breathing naturally after cardio ride, bare neckline. [VEHICLE &amp; EQUIPMENT]: @_Bike_Laux_Purple decelerating safely to a stop, one foot gracefully resting on the curb pavement. [ENVIRONMENT]: Positioned at plaza edge of @_Location_Night_City_Avenue, well-lit urban plaza background with luminous architectural lighting and lush green hedges, natural optical depth of field, shot on Sony A7S III. [INITIAL STATE]: Inherits Keyframe K3: bike coasting to a gentle stop beside plaza curb. [ACTION &amp; KINETIC TIMELINE]: - [0.0s - 3.0s]: Smoothly coming to a gentle stop beside the illuminated flower beds, brushing stray hair strands behind ear with a bright luminous smile. - [3.0s - 7.0s]: Beaming directly at viewer with heartfelt warmth, two hands shaping a cute glowing heart gesture over her chest, delivering enthusiastic closing sign-off with synchronized lip-sync. - [7.0s - 10.0s]: Hands lower into a friendly energetic farewell wave, charming dimples deepening under the plaza lights, chest settling into peaceful breathing rhythm as video reaches conclusion. [AUDIO BGM &amp; SFX]: Final musical beat cadence lingering softly, ambient evening breeze, cheerful spoken Vietnamese voice (20 từ/10s): "Một vòng thành phố mười lăm cây số xong rồi nè! Chúc cả nhà ngủ ngon và nhớ tập thể dục cùng Linh nghen!", happy vocal chuckle. [FINAL STATE]: Holding sweet farewell smile and hand wave, eyes sparkling with sporting joy, completing the video loop. [NEGATIVE CONSTRAINTS]: Strictly NO extra fingers, NO morphing eyes, NO AI plastic doll skin, NO porcelain shine, NO camera UI overlays.</w:t>
       </w:r>
     </w:p>
     <w:sectPr>

--- a/examples/dap-xe-dem-thanh-pho/export_batch/02_PROMPTS_VIDEO_HANG_LOAT.docx
+++ b/examples/dap-xe-dem-thanh-pho/export_batch/02_PROMPTS_VIDEO_HANG_LOAT.docx
@@ -29,7 +29,7 @@
           <w:color w:val="64748B"/>
           <w:sz w:val="20"/>
         </w:rPr>
-        <w:t>Dự án: Đạp Xe Đêm Thành Phố • Chuẩn Tagged Blocks Bắt Buộc 1:1</w:t>
+        <w:t>Dự án: Đạp Xe Đêm Sài Gòn • Chuẩn Tagged Blocks Khung 10.0s Cho Google Veo 3.1 &amp; Muse</w:t>
       </w:r>
     </w:p>
     <w:p>
@@ -57,7 +57,7 @@
           <w:color w:val="1E293B"/>
           <w:sz w:val="20"/>
         </w:rPr>
-        <w:t>[SPECIFICATION]: Exactly 10.0 seconds, 9:16 vertical 1080x1920, 30 FPS, authentic dynamic sport vlog realism, unretouched real human photography. [CAMERA DYNAMICS]: Parallel tracking camera moving smoothly alongside subject at identical matching speed from 3/4 front angle, eye-level framing, subject centered in 9:16 frame. Continuous unbroken single-take video throughout all 10.0 seconds with zero camera shake, stabilized gimbal glide. Crisp tack-sharp subject with realistic cinematic motion blur on surrounding road surface and passing streetlights. [CHARACTER ANCHOR]: @_Brand_Sport_Lead, authentic 21-year-old Vietnamese athletic woman, 100% living human, natural soft matte skin finish with visible micro-pores, natural workout flush, radiant joyful smile with charming dimples, lively dark eyes, high ponytail fluttering backwards in wind, wearing fitted magenta-pink athletic crop top and high-waisted white denim shorts, clean neckline, bare collarbone, black smartwatch on left wrist, strictly no earrings, no necklace. [VEHICLE &amp; EQUIPMENT]: Riding @_Bike_Laux_Purple, sleek lavender mountain bike with black suspension fork, mechanically precise pedals rotating smoothly under her feet, circular wheels with straight spokes, clean tire contact with road. [ENVIRONMENT]: Positioned in @_Location_Night_City_Avenue, broad city avenue at night, municipal warm golden tungsten streetlamps, modern architecture bokeh in background, natural road reflections, shot on Sony A7S III with 35mm f/1.8 lens. [INITIAL STATE]: Inherits Keyframe K1: cycling smoothly on the avenue, hands gripped comfortably on handlebars, looking forward with bright enthusiastic eyes. [ACTION &amp; KINETIC TIMELINE]: - [0.0s - 3.0s]: Cycling smoothly forward into the cool night breeze, focused joyful gaze looking ahead, high ponytail billowing backwards in natural wind, smooth rhythmic pedal cadence. - [3.0s - 7.0s]: Turns head toward camera lens with an infectious dazzling smile, left hand releases handlebar to wave enthusiastically at the camera, delivers lively greeting with natural Vietnamese lip-sync. - [7.0s - 10.0s]: Hand lowers back comfortably onto the handlebar, radiant smile lingering warmly into the lens, accelerating gracefully as avenue widens, smoothly settling into Keyframe K2. [AUDIO BGM &amp; SFX]: Upbeat viral remix intro with accelerating percussion, soft wind rushing sfx and gentle bicycle freehub ticking, cheerful spoken Vietnamese voice (16 từ/10s): "Đạp xe dạo phố đêm cùng Linh nha cả nhà ơi! Không khí mát mẻ chill xỉu luôn á!" [FINAL STATE]: Hand lowering back to handlebar, radiant smile lingering, smoothly settling into Keyframe K2. [NEGATIVE CONSTRAINTS]: Strictly NO extra legs, NO slipping feet, NO waxy face, NO AI plastic doll skin, NO porcelain shine, NO CGI rendering, NO warped wheels.</w:t>
+        <w:t>[SPECIFICATION]: Exactly 10.0 seconds, 9:16 vertical 1080x1920, 30 FPS, authentic dynamic sport vlog realism, unretouched real human photography. [CAMERA DYNAMICS]: Dynamic low-angle parallel tracking camera gliding smoothly at matching 15km/h speed alongside subject from 3/4 front angle, lens positioned slightly below handlebar level looking upward at 35-degree angle, accentuating long shapely legs and prominent chest curves. Subject centered tack-sharp in 9:16 frame with cinematic motion blur on asphalt road and golden municipal streetlights. Continuous unbroken take with stabilized gimbal glide. [CHARACTER ANCHOR]: @_Brand_Sport_Lead, authentic 21-year-old Vietnamese athletic woman, delicate oval face, large dark eyes, high ponytail fluttering backwards in night breeze. Athletic curvy hourglass figure featuring generous natural bust with tasteful visible cleavage, bare toned midriff, sculpted thighs. Wearing a form-fitting cream-white athletic crop top with dark contrast collar piping, high-waisted white denim booty shorts, white sneakers. Genuine living skin with visible micro-pores, natural rosy workout flush and delicate sweat sheen, strictly NO waxy skin, NO CGI. [VEHICLE &amp; EQUIPMENT]: Riding lavender-purple mountain bike @_Bike_Laux_Purple, hands lightly gripping handlebars, synchronized smooth circular pedaling with feet locked to pedals, mechanically precise straight spokes and round wheels. [ENVIRONMENT]: Cruising on @_Location_City_Highway_Night under warm 3000K municipal tungsten streetlamps, modern skyscrapers in soft bokeh background, authentic tire contact shadows on asphalt road. [INITIAL STATE]: Inherits Keyframe K1: cycling smoothly forward, focused joyful gaze looking ahead. [ACTION &amp; KINETIC TIMELINE]: - [0.0s - 3.0s]: Cycling smoothly forward into cool night breeze, high ponytail billowing backwards, chest rising and falling naturally with athletic breath. - [3.0s - 7.0s]: Turns head directly toward camera lens, breaking into a dazzling radiant smile with cute dimples, waving left hand enthusiastically to viewer while delivering cheerful greeting. - [7.0s - 10.0s]: Hand lowers back comfortably onto handlebar, radiant smile lingering warmly into lens, accelerating gracefully as avenue widens, settling smoothly into Keyframe K2. [AUDIO BGM &amp; SFX]: Upbeat viral EDM remix intro with accelerating percussion, bicycle freewheel ticking, rush of night breeze, cheerful spoken Vietnamese voice (20 từ/10s): "Hít hà không khí mát rượi của Sài Gòn về đêm cùng Uyên Hân nè cả nhà ơi! Đạp xe đêm vừa chill vừa khỏe người nữa nè!" [FINAL STATE]: Hand lowering back to handlebar, radiant smile lingering, smoothly settling into Keyframe K2. [NEGATIVE CONSTRAINTS]: Strictly NO extra legs, NO slipping feet, NO waxy face, NO AI plastic doll skin, NO porcelain shine, NO CGI rendering, NO warped wheels.</w:t>
       </w:r>
     </w:p>
     <w:p>
@@ -71,7 +71,7 @@
           <w:color w:val="1E293B"/>
           <w:sz w:val="20"/>
         </w:rPr>
-        <w:t>[SPECIFICATION]: Exactly 10.0 seconds, 9:16 vertical 1080x1920, 30 FPS, authentic dynamic sport vlog realism, unretouched real human photography. [CAMERA DYNAMICS]: Side-view parallel tracking shot at bike level, smooth gimbal glide keeping rider in razor-sharp focus while asphalt road and roadside greenery streak smoothly with motion blur. Continuous unbroken single-take video throughout all 10.0 seconds. [CHARACTER ANCHOR]: @_Brand_Sport_Lead, the identical 21-year-old athlete, natural skin pores, ponytailed hair, wearing fitted magenta crop top and white shorts, toned legs pedaling with graceful cadence, happy glowing facial expression, full bust, slim waist. [VEHICLE &amp; EQUIPMENT]: Riding @_Bike_Laux_Purple lavender mountain bike in sharp focus, both feet firmly planted on pedals rotating in perfect mechanical harmony, straight spokes. [ENVIRONMENT]: Inside @_Location_Night_City_Avenue, tree-lined boulevard at night, decorative warm city lamps glowing overhead, clean asphalt road, authentic tire shadows. [INITIAL STATE]: Seamlessly matching Keyframe K2: side-profile tracking, continuous fluid pedaling cadence. [ACTION &amp; KINETIC TIMELINE]: - [0.0s - 3.0s]: Steady rhythmic pedaling along the shimmering boulevard, body leaning slightly forward with natural athletic grace, enjoying the crisp evening breeze. - [3.0s - 7.0s]: Playful head tilt toward the tracking lens, laughing joyfully, one hand flashes a cute peace sign directly at the camera, chest rising and falling with healthy athletic respiration. - [7.0s - 10.0s]: Replaces hand on bike grip, smoothly gliding past the final row of golden streetlamps as the central plaza approaches in the distance, matching Keyframe K3. [AUDIO BGM &amp; SFX]: Peak upbeat remix melody, vibrant bassline drop, rhythmic pedal swish, happy breathless laugh. [FINAL STATE]: Lowering peace sign gesture, decelerating slightly as plaza approaches, matching Keyframe K3. [NEGATIVE CONSTRAINTS]: Strictly NO three feet, NO deformed bike parts, NO AI plastic skin, NO waxy doll shine, NO camera UI overlays.</w:t>
+        <w:t>[SPECIFICATION]: Exactly 10.0 seconds, 9:16 vertical 1080x1920, 30 FPS, authentic dynamic sport vlog realism, unretouched real human photography. [CAMERA DYNAMICS]: Side-view 3/4 parallel tracking shot at bike level moving smoothly alongside rider, lens tilted slightly upward, keeping subject in razor-sharp focus while dark road and roadside greenery streak smoothly with motion blur. Continuous unbroken single take. [CHARACTER ANCHOR]: @_Brand_Sport_Lead, the identical 21-year-old athlete, natural skin pores, ponytail hair fluttering, wearing cream crop top with dark piping and white shorts, sculpted athletic hourglass curves, generous bust with prominent neckline, flat toned midriff, long toned legs pedaling with graceful cadence. [VEHICLE &amp; EQUIPMENT]: Riding @_Bike_Laux_Purple lavender mountain bike in sharp focus, both feet firmly planted on pedals rotating in perfect mechanical harmony, straight spokes, rigid frame. [ENVIRONMENT]: Cruising inside @_Location_City_Highway_Night, broad tree-lined boulevard at night, golden streetlamps glowing overhead, authentic tire contact shadows. [INITIAL STATE]: Seamlessly matching Keyframe K2: side-profile tracking, continuous fluid pedaling cadence. [ACTION &amp; KINETIC TIMELINE]: - [0.0s - 3.0s]: Steady rhythmic pedaling along shimmering boulevard, body leaning slightly forward with athletic grace, wind fluttering clothes. - [3.0s - 7.0s]: Playful head tilt toward tracking lens, laughing joyfully, left hand flashes cute peace sign beside cheek, winking right eye with magnetic flirty charm, upper body swaying to music. - [7.0s - 10.0s]: Replaces hand on bike grip, smoothly gliding past the final row of golden streetlamps as illuminated plaza approaches in distance, matching Keyframe K3. [AUDIO BGM &amp; SFX]: Peak upbeat remix bass drop, vibrant kick drums, rhythmic pedal swish, happy breathless laugh, cheerful spoken Vietnamese voice (19 từ/10s): "Gió đêm lướt qua tóc mát rượi luôn á, đạp xe kiểu vầy nó đã gì đâu, bao nhiêu mệt mỏi tan biến hết trơn!" [FINAL STATE]: Lowering peace sign gesture, smoothly decelerating as illuminated plaza approaches, matching Keyframe K3. [NEGATIVE CONSTRAINTS]: Strictly NO three feet, NO deformed bike parts, NO AI plastic skin, NO waxy doll shine, NO camera UI overlays.</w:t>
       </w:r>
     </w:p>
     <w:p>
@@ -85,7 +85,7 @@
           <w:color w:val="1E293B"/>
           <w:sz w:val="20"/>
         </w:rPr>
-        <w:t>[SPECIFICATION]: Exactly 10.0 seconds, 9:16 vertical 1080x1920, 30 FPS, authentic dynamic sport vlog realism, unretouched real human photography. [CAMERA DYNAMICS]: Tracking camera smoothly slows down and transitions into medium close-up portrait, perfectly stabilized front angle. Continuous unbroken single-take video throughout all 10.0 seconds with unwavering composure. [CHARACTER ANCHOR]: @_Brand_Sport_Lead, the identical 21-year-old athlete, glowing face with visible pores, cute dimples, looking directly into camera with pure radiant happiness, chest breathing naturally after cardio ride, bare neckline. [VEHICLE &amp; EQUIPMENT]: @_Bike_Laux_Purple decelerating safely to a stop, one foot gracefully resting on the curb pavement. [ENVIRONMENT]: Positioned at plaza edge of @_Location_Night_City_Avenue, well-lit urban plaza background with luminous architectural lighting and lush green hedges, natural optical depth of field, shot on Sony A7S III. [INITIAL STATE]: Inherits Keyframe K3: bike coasting to a gentle stop beside plaza curb. [ACTION &amp; KINETIC TIMELINE]: - [0.0s - 3.0s]: Smoothly coming to a gentle stop beside the illuminated flower beds, brushing stray hair strands behind ear with a bright luminous smile. - [3.0s - 7.0s]: Beaming directly at viewer with heartfelt warmth, two hands shaping a cute glowing heart gesture over her chest, delivering enthusiastic closing sign-off with synchronized lip-sync. - [7.0s - 10.0s]: Hands lower into a friendly energetic farewell wave, charming dimples deepening under the plaza lights, chest settling into peaceful breathing rhythm as video reaches conclusion. [AUDIO BGM &amp; SFX]: Final musical beat cadence lingering softly, ambient evening breeze, cheerful spoken Vietnamese voice (20 từ/10s): "Một vòng thành phố mười lăm cây số xong rồi nè! Chúc cả nhà ngủ ngon và nhớ tập thể dục cùng Linh nghen!", happy vocal chuckle. [FINAL STATE]: Holding sweet farewell smile and hand wave, eyes sparkling with sporting joy, completing the video loop. [NEGATIVE CONSTRAINTS]: Strictly NO extra fingers, NO morphing eyes, NO AI plastic doll skin, NO porcelain shine, NO camera UI overlays.</w:t>
+        <w:t>[SPECIFICATION]: Exactly 10.0 seconds, 9:16 vertical 1080x1920, 30 FPS, authentic dynamic sport vlog realism, unretouched real human photography. [CAMERA DYNAMICS]: Tracking camera smoothly slows down and transitions into medium close-up portrait at eye level, perfectly stabilized front angle. Continuous unbroken take with pristine optical depth of field. [CHARACTER ANCHOR]: @_Brand_Sport_Lead, the identical 21-year-old athlete, glowing skin with visible micropores, charming dimples deepening, looking directly into camera with pure radiant joy, chest rising and falling with natural athletic respiration after cardio ride, bare collarbones, clean neckline. [VEHICLE &amp; EQUIPMENT]: @_Bike_Laux_Purple decelerating smoothly to a stop, one foot gracefully resting on the curb pavement, maintaining bicycle balance. [ENVIRONMENT]: Positioned at plaza edge of @_Location_City_Highway_Night, luminous architectural plaza background with modern ambient lighting and lush greenery, shot on Sony A7 IV. [INITIAL STATE]: Inherits Keyframe K3: bike coasting to a gentle stop beside plaza curb. [ACTION &amp; KINETIC TIMELINE]: - [0.0s - 3.0s]: Bike comes to a gentle stop, one foot planted firmly on pavement, brushing stray hair strand behind ear with bright luminous smile. - [3.0s - 7.0s]: Beaming directly at viewer with heartfelt warmth, two hands shaping a cute glowing heart gesture over her chest, delivering enthusiastic closing sign-off with synchronized lip-sync. - [7.0s - 10.0s]: Hands lower into a friendly energetic farewell wave, charming dimples deepening under plaza lights, chest settling into peaceful breathing rhythm, completing video loop. [AUDIO BGM &amp; SFX]: Final musical beat cadence lingering softly, ambient evening breeze, cheerful spoken Vietnamese voice (16 từ/10s): "Đạp xe đêm mê xỉu luôn đó cả nhà! Thấy cưng thì nhớ thả tim và theo dõi Uyên Hân nghen, mãi yêu!", happy vocal chuckle. [FINAL STATE]: Holding sweet farewell smile and hand wave, eyes sparkling with sporting joy, completing the video loop. [NEGATIVE CONSTRAINTS]: Strictly NO extra fingers, NO morphing eyes, NO AI plastic doll skin, NO porcelain shine, NO camera UI overlays.</w:t>
       </w:r>
     </w:p>
     <w:sectPr>
